--- a/Knowledge/3-Work knowledge/1-Software Engineering/2-Testing/5-My Source/1-ISTQB Foundation Level/1-Testing terms/6-Types of Maintenance Testing - Retest (confirmation), Regression and Impact Analysis.docx
+++ b/Knowledge/3-Work knowledge/1-Software Engineering/2-Testing/5-My Source/1-ISTQB Foundation Level/1-Testing terms/6-Types of Maintenance Testing - Retest (confirmation), Regression and Impact Analysis.docx
@@ -28,51 +28,77 @@
       </w:pPr>
       <w:r>
         <w:rPr>
-          <w:b/>
-          <w:shd w:val="clear" w:color="auto" w:fill="B7B7B7"/>
-        </w:rPr>
-        <w:t># Source</w:t>
-      </w:r>
-      <w:r>
-        <w:rPr>
-          <w:shd w:val="clear" w:color="auto" w:fill="B7B7B7"/>
-        </w:rPr>
-        <w:t xml:space="preserve">: </w:t>
-      </w:r>
-      <w:r>
-        <w:rPr>
-          <w:b/>
-          <w:shd w:val="clear" w:color="auto" w:fill="B7B7B7"/>
-        </w:rPr>
-        <w:t xml:space="preserve">Chatgpt </w:t>
-      </w:r>
-      <w:r>
-        <w:rPr>
-          <w:b/>
-          <w:sz w:val="14"/>
-          <w:szCs w:val="14"/>
-          <w:shd w:val="clear" w:color="auto" w:fill="B7B7B7"/>
-        </w:rPr>
-        <w:t>(GPT</w:t>
-      </w:r>
-      <w:r>
-        <w:rPr>
-          <w:rFonts w:ascii="Cambria Math" w:hAnsi="Cambria Math" w:cs="Cambria Math"/>
-          <w:b/>
-          <w:sz w:val="14"/>
-          <w:szCs w:val="14"/>
-          <w:shd w:val="clear" w:color="auto" w:fill="B7B7B7"/>
+          <w:rFonts w:ascii="Arial" w:eastAsia="Arial" w:hAnsi="Arial" w:cs="Arial"/>
+          <w:b/>
+          <w:color w:val="000000"/>
+          <w:sz w:val="18"/>
+          <w:highlight w:val="lightGray"/>
+        </w:rPr>
+        <w:t># Source: AI Source: Provided by: [Data Path</w:t>
+      </w:r>
+      <w:r>
+        <w:rPr>
+          <w:rFonts w:ascii="Arial" w:eastAsia="Arial" w:hAnsi="Arial" w:cs="Arial"/>
+          <w:color w:val="000000"/>
+          <w:sz w:val="18"/>
+          <w:highlight w:val="lightGray"/>
+        </w:rPr>
+        <w:t xml:space="preserve">: Persons Table -&gt; ID Column: 1, Name_En Column: Motasem Essam] -&gt; </w:t>
+      </w:r>
+      <w:r>
+        <w:rPr>
+          <w:rFonts w:ascii="Arial" w:eastAsia="Arial" w:hAnsi="Arial" w:cs="Arial"/>
+          <w:b/>
+          <w:color w:val="000000"/>
+          <w:sz w:val="18"/>
+          <w:highlight w:val="lightGray"/>
+        </w:rPr>
+        <w:t>From:</w:t>
+      </w:r>
+      <w:r>
+        <w:rPr>
+          <w:rFonts w:ascii="Arial" w:eastAsia="Arial" w:hAnsi="Arial" w:cs="Arial"/>
+          <w:color w:val="000000"/>
+          <w:sz w:val="18"/>
+          <w:highlight w:val="lightGray"/>
+        </w:rPr>
+        <w:t xml:space="preserve"> [Chatgpt (GPT</w:t>
+      </w:r>
+      <w:r>
+        <w:rPr>
+          <w:rFonts w:ascii="Arial" w:eastAsia="Arial" w:hAnsi="Arial" w:cs="Cambria Math"/>
+          <w:color w:val="000000"/>
+          <w:sz w:val="18"/>
+          <w:highlight w:val="lightGray"/>
         </w:rPr>
         <w:t>‑</w:t>
       </w:r>
       <w:r>
         <w:rPr>
-          <w:b/>
-          <w:sz w:val="14"/>
-          <w:szCs w:val="14"/>
-          <w:shd w:val="clear" w:color="auto" w:fill="B7B7B7"/>
-        </w:rPr>
-        <w:t>5 Mini) at [8/12/2025]</w:t>
+          <w:rFonts w:ascii="Arial" w:eastAsia="Arial" w:hAnsi="Arial" w:cs="Arial"/>
+          <w:color w:val="000000"/>
+          <w:sz w:val="18"/>
+          <w:highlight w:val="lightGray"/>
+        </w:rPr>
+        <w:t xml:space="preserve">5 Mini)] </w:t>
+      </w:r>
+      <w:r>
+        <w:rPr>
+          <w:rFonts w:ascii="Arial" w:eastAsia="Arial" w:hAnsi="Arial" w:cs="Arial"/>
+          <w:b/>
+          <w:color w:val="000000"/>
+          <w:sz w:val="18"/>
+          <w:highlight w:val="lightGray"/>
+        </w:rPr>
+        <w:t>on</w:t>
+      </w:r>
+      <w:r>
+        <w:rPr>
+          <w:rFonts w:ascii="Arial" w:eastAsia="Arial" w:hAnsi="Arial"/>
+          <w:sz w:val="18"/>
+          <w:highlight w:val="lightGray"/>
+        </w:rPr>
+        <w:t xml:space="preserve"> [8/12/2025]</w:t>
       </w:r>
     </w:p>
     <w:p>
@@ -81,7 +107,7 @@
           <w:ilvl w:val="0"/>
           <w:numId w:val="1"/>
         </w:numPr>
-        <w:spacing w:before="240"/>
+        <w:spacing w:before="240" w:after="0" w:line="276" w:lineRule="auto"/>
       </w:pPr>
       <w:r>
         <w:rPr>
@@ -122,6 +148,7 @@
           <w:ilvl w:val="0"/>
           <w:numId w:val="1"/>
         </w:numPr>
+        <w:spacing w:after="0" w:line="276" w:lineRule="auto"/>
       </w:pPr>
       <w:r>
         <w:rPr>
@@ -149,6 +176,7 @@
           <w:ilvl w:val="0"/>
           <w:numId w:val="1"/>
         </w:numPr>
+        <w:spacing w:after="0" w:line="276" w:lineRule="auto"/>
       </w:pPr>
       <w:r>
         <w:rPr>
@@ -189,6 +217,7 @@
           <w:ilvl w:val="0"/>
           <w:numId w:val="1"/>
         </w:numPr>
+        <w:spacing w:after="0" w:line="276" w:lineRule="auto"/>
       </w:pPr>
       <w:r>
         <w:rPr>
@@ -216,6 +245,7 @@
           <w:ilvl w:val="0"/>
           <w:numId w:val="1"/>
         </w:numPr>
+        <w:spacing w:after="0" w:line="276" w:lineRule="auto"/>
         <w:rPr>
           <w:rFonts w:ascii="Roboto Mono" w:eastAsia="Roboto Mono" w:hAnsi="Roboto Mono" w:cs="Roboto Mono"/>
         </w:rPr>
@@ -241,6 +271,7 @@
           <w:ilvl w:val="1"/>
           <w:numId w:val="1"/>
         </w:numPr>
+        <w:spacing w:after="0" w:line="276" w:lineRule="auto"/>
         <w:rPr>
           <w:rFonts w:ascii="Roboto Mono" w:eastAsia="Roboto Mono" w:hAnsi="Roboto Mono" w:cs="Roboto Mono"/>
         </w:rPr>
@@ -264,6 +295,7 @@
           <w:ilvl w:val="1"/>
           <w:numId w:val="1"/>
         </w:numPr>
+        <w:spacing w:after="0" w:line="276" w:lineRule="auto"/>
         <w:rPr>
           <w:rFonts w:ascii="Roboto Mono" w:eastAsia="Roboto Mono" w:hAnsi="Roboto Mono" w:cs="Roboto Mono"/>
         </w:rPr>
@@ -287,7 +319,7 @@
           <w:ilvl w:val="1"/>
           <w:numId w:val="1"/>
         </w:numPr>
-        <w:spacing w:after="240"/>
+        <w:spacing w:after="240" w:line="276" w:lineRule="auto"/>
       </w:pPr>
       <w:r>
         <w:rPr>
@@ -311,7 +343,7 @@
     </w:p>
     <w:p>
       <w:r>
-        <w:pict w14:anchorId="7BE7C9BD">
+        <w:pict w14:anchorId="03CF11C3">
           <v:rect id="_x0000_i1025" style="width:0;height:1.5pt" o:hralign="center" o:hrstd="t" o:hr="t" fillcolor="#a0a0a0" stroked="f"/>
         </w:pict>
       </w:r>
@@ -332,51 +364,77 @@
       </w:pPr>
       <w:r>
         <w:rPr>
-          <w:b/>
-          <w:shd w:val="clear" w:color="auto" w:fill="B7B7B7"/>
-        </w:rPr>
-        <w:t># Source</w:t>
-      </w:r>
-      <w:r>
-        <w:rPr>
-          <w:shd w:val="clear" w:color="auto" w:fill="B7B7B7"/>
-        </w:rPr>
-        <w:t xml:space="preserve">: </w:t>
-      </w:r>
-      <w:r>
-        <w:rPr>
-          <w:b/>
-          <w:shd w:val="clear" w:color="auto" w:fill="B7B7B7"/>
-        </w:rPr>
-        <w:t xml:space="preserve">Chatgpt </w:t>
-      </w:r>
-      <w:r>
-        <w:rPr>
-          <w:b/>
-          <w:sz w:val="14"/>
-          <w:szCs w:val="14"/>
-          <w:shd w:val="clear" w:color="auto" w:fill="B7B7B7"/>
-        </w:rPr>
-        <w:t>(GPT</w:t>
-      </w:r>
-      <w:r>
-        <w:rPr>
-          <w:rFonts w:ascii="Cambria Math" w:hAnsi="Cambria Math" w:cs="Cambria Math"/>
-          <w:b/>
-          <w:sz w:val="14"/>
-          <w:szCs w:val="14"/>
-          <w:shd w:val="clear" w:color="auto" w:fill="B7B7B7"/>
+          <w:rFonts w:ascii="Arial" w:eastAsia="Arial" w:hAnsi="Arial" w:cs="Arial"/>
+          <w:b/>
+          <w:color w:val="000000"/>
+          <w:sz w:val="18"/>
+          <w:highlight w:val="lightGray"/>
+        </w:rPr>
+        <w:t># Source: AI Source: Provided by: [Data Path</w:t>
+      </w:r>
+      <w:r>
+        <w:rPr>
+          <w:rFonts w:ascii="Arial" w:eastAsia="Arial" w:hAnsi="Arial" w:cs="Arial"/>
+          <w:color w:val="000000"/>
+          <w:sz w:val="18"/>
+          <w:highlight w:val="lightGray"/>
+        </w:rPr>
+        <w:t xml:space="preserve">: Persons Table -&gt; ID Column: 1, Name_En Column: Motasem Essam] -&gt; </w:t>
+      </w:r>
+      <w:r>
+        <w:rPr>
+          <w:rFonts w:ascii="Arial" w:eastAsia="Arial" w:hAnsi="Arial" w:cs="Arial"/>
+          <w:b/>
+          <w:color w:val="000000"/>
+          <w:sz w:val="18"/>
+          <w:highlight w:val="lightGray"/>
+        </w:rPr>
+        <w:t>From:</w:t>
+      </w:r>
+      <w:r>
+        <w:rPr>
+          <w:rFonts w:ascii="Arial" w:eastAsia="Arial" w:hAnsi="Arial" w:cs="Arial"/>
+          <w:color w:val="000000"/>
+          <w:sz w:val="18"/>
+          <w:highlight w:val="lightGray"/>
+        </w:rPr>
+        <w:t xml:space="preserve"> [Chatgpt (GPT</w:t>
+      </w:r>
+      <w:r>
+        <w:rPr>
+          <w:rFonts w:ascii="Arial" w:eastAsia="Arial" w:hAnsi="Arial" w:cs="Cambria Math"/>
+          <w:color w:val="000000"/>
+          <w:sz w:val="18"/>
+          <w:highlight w:val="lightGray"/>
         </w:rPr>
         <w:t>‑</w:t>
       </w:r>
       <w:r>
         <w:rPr>
-          <w:b/>
-          <w:sz w:val="14"/>
-          <w:szCs w:val="14"/>
-          <w:shd w:val="clear" w:color="auto" w:fill="B7B7B7"/>
-        </w:rPr>
-        <w:t>5 Mini) at [8/12/2025]</w:t>
+          <w:rFonts w:ascii="Arial" w:eastAsia="Arial" w:hAnsi="Arial" w:cs="Arial"/>
+          <w:color w:val="000000"/>
+          <w:sz w:val="18"/>
+          <w:highlight w:val="lightGray"/>
+        </w:rPr>
+        <w:t xml:space="preserve">5 Mini)] </w:t>
+      </w:r>
+      <w:r>
+        <w:rPr>
+          <w:rFonts w:ascii="Arial" w:eastAsia="Arial" w:hAnsi="Arial" w:cs="Arial"/>
+          <w:b/>
+          <w:color w:val="000000"/>
+          <w:sz w:val="18"/>
+          <w:highlight w:val="lightGray"/>
+        </w:rPr>
+        <w:t>on</w:t>
+      </w:r>
+      <w:r>
+        <w:rPr>
+          <w:rFonts w:ascii="Arial" w:eastAsia="Arial" w:hAnsi="Arial"/>
+          <w:sz w:val="18"/>
+          <w:highlight w:val="lightGray"/>
+        </w:rPr>
+        <w:t xml:space="preserve"> [8/12/2025]</w:t>
       </w:r>
     </w:p>
     <w:p>
@@ -385,7 +443,7 @@
           <w:ilvl w:val="0"/>
           <w:numId w:val="2"/>
         </w:numPr>
-        <w:spacing w:before="240"/>
+        <w:spacing w:before="240" w:after="0" w:line="276" w:lineRule="auto"/>
       </w:pPr>
       <w:r>
         <w:rPr>
@@ -426,6 +484,7 @@
           <w:ilvl w:val="0"/>
           <w:numId w:val="2"/>
         </w:numPr>
+        <w:spacing w:after="0" w:line="276" w:lineRule="auto"/>
       </w:pPr>
       <w:r>
         <w:rPr>
@@ -453,6 +512,7 @@
           <w:ilvl w:val="0"/>
           <w:numId w:val="2"/>
         </w:numPr>
+        <w:spacing w:after="0" w:line="276" w:lineRule="auto"/>
       </w:pPr>
       <w:r>
         <w:rPr>
@@ -480,13 +540,13 @@
           <w:ilvl w:val="0"/>
           <w:numId w:val="2"/>
         </w:numPr>
-      </w:pPr>
-      <w:r>
-        <w:rPr>
-          <w:rFonts w:ascii="Roboto Mono" w:eastAsia="Roboto Mono" w:hAnsi="Roboto Mono" w:cs="Roboto Mono"/>
-          <w:b/>
-        </w:rPr>
-        <w:lastRenderedPageBreak/>
+        <w:spacing w:after="0" w:line="276" w:lineRule="auto"/>
+      </w:pPr>
+      <w:r>
+        <w:rPr>
+          <w:rFonts w:ascii="Roboto Mono" w:eastAsia="Roboto Mono" w:hAnsi="Roboto Mono" w:cs="Roboto Mono"/>
+          <w:b/>
+        </w:rPr>
         <w:t>When:</w:t>
       </w:r>
       <w:r>
@@ -508,6 +568,7 @@
           <w:ilvl w:val="0"/>
           <w:numId w:val="2"/>
         </w:numPr>
+        <w:spacing w:after="0" w:line="276" w:lineRule="auto"/>
         <w:rPr>
           <w:rFonts w:ascii="Roboto Mono" w:eastAsia="Roboto Mono" w:hAnsi="Roboto Mono" w:cs="Roboto Mono"/>
         </w:rPr>
@@ -533,7 +594,7 @@
           <w:ilvl w:val="1"/>
           <w:numId w:val="2"/>
         </w:numPr>
-        <w:spacing w:after="240"/>
+        <w:spacing w:after="240" w:line="276" w:lineRule="auto"/>
       </w:pPr>
       <w:r>
         <w:rPr>
@@ -580,51 +641,77 @@
       </w:pPr>
       <w:r>
         <w:rPr>
-          <w:b/>
-          <w:shd w:val="clear" w:color="auto" w:fill="B7B7B7"/>
-        </w:rPr>
-        <w:t># Source</w:t>
-      </w:r>
-      <w:r>
-        <w:rPr>
-          <w:shd w:val="clear" w:color="auto" w:fill="B7B7B7"/>
-        </w:rPr>
-        <w:t xml:space="preserve">: </w:t>
-      </w:r>
-      <w:r>
-        <w:rPr>
-          <w:b/>
-          <w:shd w:val="clear" w:color="auto" w:fill="B7B7B7"/>
-        </w:rPr>
-        <w:t xml:space="preserve">Chatgpt </w:t>
-      </w:r>
-      <w:r>
-        <w:rPr>
-          <w:b/>
-          <w:sz w:val="14"/>
-          <w:szCs w:val="14"/>
-          <w:shd w:val="clear" w:color="auto" w:fill="B7B7B7"/>
-        </w:rPr>
-        <w:t>(GPT</w:t>
-      </w:r>
-      <w:r>
-        <w:rPr>
-          <w:rFonts w:ascii="Cambria Math" w:hAnsi="Cambria Math" w:cs="Cambria Math"/>
-          <w:b/>
-          <w:sz w:val="14"/>
-          <w:szCs w:val="14"/>
-          <w:shd w:val="clear" w:color="auto" w:fill="B7B7B7"/>
+          <w:rFonts w:ascii="Arial" w:eastAsia="Arial" w:hAnsi="Arial" w:cs="Arial"/>
+          <w:b/>
+          <w:color w:val="000000"/>
+          <w:sz w:val="18"/>
+          <w:highlight w:val="lightGray"/>
+        </w:rPr>
+        <w:t># Source: AI Source: Provided by: [Data Path</w:t>
+      </w:r>
+      <w:r>
+        <w:rPr>
+          <w:rFonts w:ascii="Arial" w:eastAsia="Arial" w:hAnsi="Arial" w:cs="Arial"/>
+          <w:color w:val="000000"/>
+          <w:sz w:val="18"/>
+          <w:highlight w:val="lightGray"/>
+        </w:rPr>
+        <w:t xml:space="preserve">: Persons Table -&gt; ID Column: 1, Name_En Column: Motasem Essam] -&gt; </w:t>
+      </w:r>
+      <w:r>
+        <w:rPr>
+          <w:rFonts w:ascii="Arial" w:eastAsia="Arial" w:hAnsi="Arial" w:cs="Arial"/>
+          <w:b/>
+          <w:color w:val="000000"/>
+          <w:sz w:val="18"/>
+          <w:highlight w:val="lightGray"/>
+        </w:rPr>
+        <w:t>From:</w:t>
+      </w:r>
+      <w:r>
+        <w:rPr>
+          <w:rFonts w:ascii="Arial" w:eastAsia="Arial" w:hAnsi="Arial" w:cs="Arial"/>
+          <w:color w:val="000000"/>
+          <w:sz w:val="18"/>
+          <w:highlight w:val="lightGray"/>
+        </w:rPr>
+        <w:t xml:space="preserve"> [Chatgpt (GPT</w:t>
+      </w:r>
+      <w:r>
+        <w:rPr>
+          <w:rFonts w:ascii="Arial" w:eastAsia="Arial" w:hAnsi="Arial" w:cs="Cambria Math"/>
+          <w:color w:val="000000"/>
+          <w:sz w:val="18"/>
+          <w:highlight w:val="lightGray"/>
         </w:rPr>
         <w:t>‑</w:t>
       </w:r>
       <w:r>
         <w:rPr>
-          <w:b/>
-          <w:sz w:val="14"/>
-          <w:szCs w:val="14"/>
-          <w:shd w:val="clear" w:color="auto" w:fill="B7B7B7"/>
-        </w:rPr>
-        <w:t>5 Mini) at [8/22/2025]</w:t>
+          <w:rFonts w:ascii="Arial" w:eastAsia="Arial" w:hAnsi="Arial" w:cs="Arial"/>
+          <w:color w:val="000000"/>
+          <w:sz w:val="18"/>
+          <w:highlight w:val="lightGray"/>
+        </w:rPr>
+        <w:t xml:space="preserve">5 Mini)] </w:t>
+      </w:r>
+      <w:r>
+        <w:rPr>
+          <w:rFonts w:ascii="Arial" w:eastAsia="Arial" w:hAnsi="Arial" w:cs="Arial"/>
+          <w:b/>
+          <w:color w:val="000000"/>
+          <w:sz w:val="18"/>
+          <w:highlight w:val="lightGray"/>
+        </w:rPr>
+        <w:t>on</w:t>
+      </w:r>
+      <w:r>
+        <w:rPr>
+          <w:rFonts w:ascii="Arial" w:eastAsia="Arial" w:hAnsi="Arial"/>
+          <w:sz w:val="18"/>
+          <w:highlight w:val="lightGray"/>
+        </w:rPr>
+        <w:t xml:space="preserve"> [8/22/2025]</w:t>
       </w:r>
     </w:p>
     <w:p>
@@ -796,7 +883,7 @@
     </w:p>
     <w:p>
       <w:r>
-        <w:pict w14:anchorId="06334309">
+        <w:pict w14:anchorId="39E919D7">
           <v:rect id="_x0000_i1026" style="width:0;height:1.5pt" o:hralign="center" o:hrstd="t" o:hr="t" fillcolor="#a0a0a0" stroked="f"/>
         </w:pict>
       </w:r>
@@ -808,7 +895,6 @@
       <w:bookmarkStart w:id="4" w:name="_91vj1nai0nza" w:colFirst="0" w:colLast="0"/>
       <w:bookmarkEnd w:id="4"/>
       <w:r>
-        <w:lastRenderedPageBreak/>
         <w:t>Key Difference Table</w:t>
       </w:r>
     </w:p>
@@ -818,51 +904,77 @@
       </w:pPr>
       <w:r>
         <w:rPr>
-          <w:b/>
-          <w:shd w:val="clear" w:color="auto" w:fill="B7B7B7"/>
-        </w:rPr>
-        <w:t># Source</w:t>
-      </w:r>
-      <w:r>
-        <w:rPr>
-          <w:shd w:val="clear" w:color="auto" w:fill="B7B7B7"/>
-        </w:rPr>
-        <w:t xml:space="preserve">: </w:t>
-      </w:r>
-      <w:r>
-        <w:rPr>
-          <w:b/>
-          <w:shd w:val="clear" w:color="auto" w:fill="B7B7B7"/>
-        </w:rPr>
-        <w:t xml:space="preserve">Chatgpt </w:t>
-      </w:r>
-      <w:r>
-        <w:rPr>
-          <w:b/>
-          <w:sz w:val="14"/>
-          <w:szCs w:val="14"/>
-          <w:shd w:val="clear" w:color="auto" w:fill="B7B7B7"/>
-        </w:rPr>
-        <w:t>(GPT</w:t>
-      </w:r>
-      <w:r>
-        <w:rPr>
-          <w:rFonts w:ascii="Cambria Math" w:hAnsi="Cambria Math" w:cs="Cambria Math"/>
-          <w:b/>
-          <w:sz w:val="14"/>
-          <w:szCs w:val="14"/>
-          <w:shd w:val="clear" w:color="auto" w:fill="B7B7B7"/>
+          <w:rFonts w:ascii="Arial" w:eastAsia="Arial" w:hAnsi="Arial" w:cs="Arial"/>
+          <w:b/>
+          <w:color w:val="000000"/>
+          <w:sz w:val="18"/>
+          <w:highlight w:val="lightGray"/>
+        </w:rPr>
+        <w:t># Source: AI Source: Provided by: [Data Path</w:t>
+      </w:r>
+      <w:r>
+        <w:rPr>
+          <w:rFonts w:ascii="Arial" w:eastAsia="Arial" w:hAnsi="Arial" w:cs="Arial"/>
+          <w:color w:val="000000"/>
+          <w:sz w:val="18"/>
+          <w:highlight w:val="lightGray"/>
+        </w:rPr>
+        <w:t xml:space="preserve">: Persons Table -&gt; ID Column: 1, Name_En Column: Motasem Essam] -&gt; </w:t>
+      </w:r>
+      <w:r>
+        <w:rPr>
+          <w:rFonts w:ascii="Arial" w:eastAsia="Arial" w:hAnsi="Arial" w:cs="Arial"/>
+          <w:b/>
+          <w:color w:val="000000"/>
+          <w:sz w:val="18"/>
+          <w:highlight w:val="lightGray"/>
+        </w:rPr>
+        <w:t>From:</w:t>
+      </w:r>
+      <w:r>
+        <w:rPr>
+          <w:rFonts w:ascii="Arial" w:eastAsia="Arial" w:hAnsi="Arial" w:cs="Arial"/>
+          <w:color w:val="000000"/>
+          <w:sz w:val="18"/>
+          <w:highlight w:val="lightGray"/>
+        </w:rPr>
+        <w:t xml:space="preserve"> [Chatgpt (GPT</w:t>
+      </w:r>
+      <w:r>
+        <w:rPr>
+          <w:rFonts w:ascii="Arial" w:eastAsia="Arial" w:hAnsi="Arial" w:cs="Cambria Math"/>
+          <w:color w:val="000000"/>
+          <w:sz w:val="18"/>
+          <w:highlight w:val="lightGray"/>
         </w:rPr>
         <w:t>‑</w:t>
       </w:r>
       <w:r>
         <w:rPr>
-          <w:b/>
-          <w:sz w:val="14"/>
-          <w:szCs w:val="14"/>
-          <w:shd w:val="clear" w:color="auto" w:fill="B7B7B7"/>
-        </w:rPr>
-        <w:t>5 Mini) at [8/22/2025]</w:t>
+          <w:rFonts w:ascii="Arial" w:eastAsia="Arial" w:hAnsi="Arial" w:cs="Arial"/>
+          <w:color w:val="000000"/>
+          <w:sz w:val="18"/>
+          <w:highlight w:val="lightGray"/>
+        </w:rPr>
+        <w:t xml:space="preserve">5 Mini)] </w:t>
+      </w:r>
+      <w:r>
+        <w:rPr>
+          <w:rFonts w:ascii="Arial" w:eastAsia="Arial" w:hAnsi="Arial" w:cs="Arial"/>
+          <w:b/>
+          <w:color w:val="000000"/>
+          <w:sz w:val="18"/>
+          <w:highlight w:val="lightGray"/>
+        </w:rPr>
+        <w:t>on</w:t>
+      </w:r>
+      <w:r>
+        <w:rPr>
+          <w:rFonts w:ascii="Arial" w:eastAsia="Arial" w:hAnsi="Arial"/>
+          <w:sz w:val="18"/>
+          <w:highlight w:val="lightGray"/>
+        </w:rPr>
+        <w:t xml:space="preserve"> [8/22/2025]</w:t>
       </w:r>
     </w:p>
     <w:p>
@@ -871,7 +983,7 @@
           <w:noProof/>
         </w:rPr>
         <w:drawing>
-          <wp:inline distT="114300" distB="114300" distL="114300" distR="114300" wp14:anchorId="4504BB8A" wp14:editId="619B75FF">
+          <wp:inline distT="114300" distB="114300" distL="114300" distR="114300" wp14:anchorId="75F789BD" wp14:editId="346BFC24">
             <wp:extent cx="5943600" cy="1993900"/>
             <wp:effectExtent l="0" t="0" r="0" b="0"/>
             <wp:docPr id="1" name="image1.png"/>
@@ -1575,17 +1687,18 @@
     </w:p>
     <w:p>
       <w:r>
-        <w:pict w14:anchorId="779F6EFB">
+        <w:pict w14:anchorId="3E912931">
           <v:rect id="_x0000_i1027" style="width:0;height:1.5pt" o:hralign="center" o:hrstd="t" o:hr="t" fillcolor="#a0a0a0" stroked="f"/>
         </w:pict>
       </w:r>
     </w:p>
+    <w:p/>
     <w:p/>
     <w:sectPr>
       <w:pgSz w:w="12240" w:h="15840"/>
       <w:pgMar w:top="1440" w:right="1440" w:bottom="1440" w:left="1440" w:header="720" w:footer="720" w:gutter="0"/>
-      <w:pgNumType w:start="1"/>
       <w:cols w:space="720"/>
+      <w:docGrid w:linePitch="360"/>
     </w:sectPr>
   </w:body>
 </w:document>
@@ -2344,18 +2457,6 @@
   <w:style w:type="paragraph" w:default="1" w:styleId="Normal">
     <w:name w:val="Normal"/>
     <w:qFormat/>
-    <w:rsid w:val="005C5A3E"/>
-    <w:pPr>
-      <w:spacing w:after="0" w:line="276" w:lineRule="auto"/>
-    </w:pPr>
-    <w:rPr>
-      <w:rFonts w:ascii="Arial" w:eastAsia="Arial" w:hAnsi="Arial" w:cs="Arial"/>
-      <w:kern w:val="0"/>
-      <w:sz w:val="22"/>
-      <w:szCs w:val="22"/>
-      <w:lang w:val="en"/>
-      <w14:ligatures w14:val="none"/>
-    </w:rPr>
   </w:style>
   <w:style w:type="paragraph" w:styleId="Heading1">
     <w:name w:val="heading 1"/>
@@ -2364,7 +2465,7 @@
     <w:link w:val="Heading1Char"/>
     <w:uiPriority w:val="9"/>
     <w:qFormat/>
-    <w:rsid w:val="00962E36"/>
+    <w:rsid w:val="008E60FE"/>
     <w:pPr>
       <w:keepNext/>
       <w:keepLines/>
@@ -2386,7 +2487,7 @@
     <w:uiPriority w:val="9"/>
     <w:unhideWhenUsed/>
     <w:qFormat/>
-    <w:rsid w:val="00962E36"/>
+    <w:rsid w:val="008E60FE"/>
     <w:pPr>
       <w:keepNext/>
       <w:keepLines/>
@@ -2409,7 +2510,7 @@
     <w:semiHidden/>
     <w:unhideWhenUsed/>
     <w:qFormat/>
-    <w:rsid w:val="00962E36"/>
+    <w:rsid w:val="008E60FE"/>
     <w:pPr>
       <w:keepNext/>
       <w:keepLines/>
@@ -2432,7 +2533,7 @@
     <w:semiHidden/>
     <w:unhideWhenUsed/>
     <w:qFormat/>
-    <w:rsid w:val="00962E36"/>
+    <w:rsid w:val="008E60FE"/>
     <w:pPr>
       <w:keepNext/>
       <w:keepLines/>
@@ -2455,7 +2556,7 @@
     <w:semiHidden/>
     <w:unhideWhenUsed/>
     <w:qFormat/>
-    <w:rsid w:val="00962E36"/>
+    <w:rsid w:val="008E60FE"/>
     <w:pPr>
       <w:keepNext/>
       <w:keepLines/>
@@ -2476,11 +2577,11 @@
     <w:semiHidden/>
     <w:unhideWhenUsed/>
     <w:qFormat/>
-    <w:rsid w:val="00962E36"/>
+    <w:rsid w:val="008E60FE"/>
     <w:pPr>
       <w:keepNext/>
       <w:keepLines/>
-      <w:spacing w:before="40"/>
+      <w:spacing w:before="40" w:after="0"/>
       <w:outlineLvl w:val="5"/>
     </w:pPr>
     <w:rPr>
@@ -2499,11 +2600,11 @@
     <w:semiHidden/>
     <w:unhideWhenUsed/>
     <w:qFormat/>
-    <w:rsid w:val="00962E36"/>
+    <w:rsid w:val="008E60FE"/>
     <w:pPr>
       <w:keepNext/>
       <w:keepLines/>
-      <w:spacing w:before="40"/>
+      <w:spacing w:before="40" w:after="0"/>
       <w:outlineLvl w:val="6"/>
     </w:pPr>
     <w:rPr>
@@ -2520,10 +2621,11 @@
     <w:semiHidden/>
     <w:unhideWhenUsed/>
     <w:qFormat/>
-    <w:rsid w:val="00962E36"/>
+    <w:rsid w:val="008E60FE"/>
     <w:pPr>
       <w:keepNext/>
       <w:keepLines/>
+      <w:spacing w:after="0"/>
       <w:outlineLvl w:val="7"/>
     </w:pPr>
     <w:rPr>
@@ -2542,10 +2644,11 @@
     <w:semiHidden/>
     <w:unhideWhenUsed/>
     <w:qFormat/>
-    <w:rsid w:val="00962E36"/>
+    <w:rsid w:val="008E60FE"/>
     <w:pPr>
       <w:keepNext/>
       <w:keepLines/>
+      <w:spacing w:after="0"/>
       <w:outlineLvl w:val="8"/>
     </w:pPr>
     <w:rPr>
@@ -2585,7 +2688,7 @@
     <w:basedOn w:val="DefaultParagraphFont"/>
     <w:link w:val="Heading1"/>
     <w:uiPriority w:val="9"/>
-    <w:rsid w:val="00962E36"/>
+    <w:rsid w:val="008E60FE"/>
     <w:rPr>
       <w:rFonts w:asciiTheme="majorHAnsi" w:eastAsiaTheme="majorEastAsia" w:hAnsiTheme="majorHAnsi" w:cstheme="majorBidi"/>
       <w:color w:val="2F5496" w:themeColor="accent1" w:themeShade="BF"/>
@@ -2598,7 +2701,7 @@
     <w:basedOn w:val="DefaultParagraphFont"/>
     <w:link w:val="Heading2"/>
     <w:uiPriority w:val="9"/>
-    <w:rsid w:val="00962E36"/>
+    <w:rsid w:val="008E60FE"/>
     <w:rPr>
       <w:rFonts w:asciiTheme="majorHAnsi" w:eastAsiaTheme="majorEastAsia" w:hAnsiTheme="majorHAnsi" w:cstheme="majorBidi"/>
       <w:color w:val="2F5496" w:themeColor="accent1" w:themeShade="BF"/>
@@ -2612,7 +2715,7 @@
     <w:link w:val="Heading3"/>
     <w:uiPriority w:val="9"/>
     <w:semiHidden/>
-    <w:rsid w:val="00962E36"/>
+    <w:rsid w:val="008E60FE"/>
     <w:rPr>
       <w:rFonts w:eastAsiaTheme="majorEastAsia" w:cstheme="majorBidi"/>
       <w:color w:val="2F5496" w:themeColor="accent1" w:themeShade="BF"/>
@@ -2626,7 +2729,7 @@
     <w:link w:val="Heading4"/>
     <w:uiPriority w:val="9"/>
     <w:semiHidden/>
-    <w:rsid w:val="00962E36"/>
+    <w:rsid w:val="008E60FE"/>
     <w:rPr>
       <w:rFonts w:eastAsiaTheme="majorEastAsia" w:cstheme="majorBidi"/>
       <w:i/>
@@ -2640,7 +2743,7 @@
     <w:link w:val="Heading5"/>
     <w:uiPriority w:val="9"/>
     <w:semiHidden/>
-    <w:rsid w:val="00962E36"/>
+    <w:rsid w:val="008E60FE"/>
     <w:rPr>
       <w:rFonts w:eastAsiaTheme="majorEastAsia" w:cstheme="majorBidi"/>
       <w:color w:val="2F5496" w:themeColor="accent1" w:themeShade="BF"/>
@@ -2652,7 +2755,7 @@
     <w:link w:val="Heading6"/>
     <w:uiPriority w:val="9"/>
     <w:semiHidden/>
-    <w:rsid w:val="00962E36"/>
+    <w:rsid w:val="008E60FE"/>
     <w:rPr>
       <w:rFonts w:eastAsiaTheme="majorEastAsia" w:cstheme="majorBidi"/>
       <w:i/>
@@ -2666,7 +2769,7 @@
     <w:link w:val="Heading7"/>
     <w:uiPriority w:val="9"/>
     <w:semiHidden/>
-    <w:rsid w:val="00962E36"/>
+    <w:rsid w:val="008E60FE"/>
     <w:rPr>
       <w:rFonts w:eastAsiaTheme="majorEastAsia" w:cstheme="majorBidi"/>
       <w:color w:val="595959" w:themeColor="text1" w:themeTint="A6"/>
@@ -2678,7 +2781,7 @@
     <w:link w:val="Heading8"/>
     <w:uiPriority w:val="9"/>
     <w:semiHidden/>
-    <w:rsid w:val="00962E36"/>
+    <w:rsid w:val="008E60FE"/>
     <w:rPr>
       <w:rFonts w:eastAsiaTheme="majorEastAsia" w:cstheme="majorBidi"/>
       <w:i/>
@@ -2692,7 +2795,7 @@
     <w:link w:val="Heading9"/>
     <w:uiPriority w:val="9"/>
     <w:semiHidden/>
-    <w:rsid w:val="00962E36"/>
+    <w:rsid w:val="008E60FE"/>
     <w:rPr>
       <w:rFonts w:eastAsiaTheme="majorEastAsia" w:cstheme="majorBidi"/>
       <w:color w:val="272727" w:themeColor="text1" w:themeTint="D8"/>
@@ -2705,7 +2808,7 @@
     <w:link w:val="TitleChar"/>
     <w:uiPriority w:val="10"/>
     <w:qFormat/>
-    <w:rsid w:val="00962E36"/>
+    <w:rsid w:val="008E60FE"/>
     <w:pPr>
       <w:spacing w:after="80" w:line="240" w:lineRule="auto"/>
       <w:contextualSpacing/>
@@ -2723,7 +2826,7 @@
     <w:basedOn w:val="DefaultParagraphFont"/>
     <w:link w:val="Title"/>
     <w:uiPriority w:val="10"/>
-    <w:rsid w:val="00962E36"/>
+    <w:rsid w:val="008E60FE"/>
     <w:rPr>
       <w:rFonts w:asciiTheme="majorHAnsi" w:eastAsiaTheme="majorEastAsia" w:hAnsiTheme="majorHAnsi" w:cstheme="majorBidi"/>
       <w:spacing w:val="-10"/>
@@ -2739,7 +2842,7 @@
     <w:link w:val="SubtitleChar"/>
     <w:uiPriority w:val="11"/>
     <w:qFormat/>
-    <w:rsid w:val="00962E36"/>
+    <w:rsid w:val="008E60FE"/>
     <w:pPr>
       <w:numPr>
         <w:ilvl w:val="1"/>
@@ -2758,7 +2861,7 @@
     <w:basedOn w:val="DefaultParagraphFont"/>
     <w:link w:val="Subtitle"/>
     <w:uiPriority w:val="11"/>
-    <w:rsid w:val="00962E36"/>
+    <w:rsid w:val="008E60FE"/>
     <w:rPr>
       <w:rFonts w:eastAsiaTheme="majorEastAsia" w:cstheme="majorBidi"/>
       <w:color w:val="595959" w:themeColor="text1" w:themeTint="A6"/>
@@ -2774,7 +2877,7 @@
     <w:link w:val="QuoteChar"/>
     <w:uiPriority w:val="29"/>
     <w:qFormat/>
-    <w:rsid w:val="00962E36"/>
+    <w:rsid w:val="008E60FE"/>
     <w:pPr>
       <w:spacing w:before="160"/>
       <w:jc w:val="center"/>
@@ -2790,7 +2893,7 @@
     <w:basedOn w:val="DefaultParagraphFont"/>
     <w:link w:val="Quote"/>
     <w:uiPriority w:val="29"/>
-    <w:rsid w:val="00962E36"/>
+    <w:rsid w:val="008E60FE"/>
     <w:rPr>
       <w:i/>
       <w:iCs/>
@@ -2802,7 +2905,7 @@
     <w:basedOn w:val="Normal"/>
     <w:uiPriority w:val="34"/>
     <w:qFormat/>
-    <w:rsid w:val="00962E36"/>
+    <w:rsid w:val="008E60FE"/>
     <w:pPr>
       <w:ind w:left="720"/>
       <w:contextualSpacing/>
@@ -2813,7 +2916,7 @@
     <w:basedOn w:val="DefaultParagraphFont"/>
     <w:uiPriority w:val="21"/>
     <w:qFormat/>
-    <w:rsid w:val="00962E36"/>
+    <w:rsid w:val="008E60FE"/>
     <w:rPr>
       <w:i/>
       <w:iCs/>
@@ -2827,7 +2930,7 @@
     <w:link w:val="IntenseQuoteChar"/>
     <w:uiPriority w:val="30"/>
     <w:qFormat/>
-    <w:rsid w:val="00962E36"/>
+    <w:rsid w:val="008E60FE"/>
     <w:pPr>
       <w:pBdr>
         <w:top w:val="single" w:sz="4" w:space="10" w:color="2F5496" w:themeColor="accent1" w:themeShade="BF"/>
@@ -2848,7 +2951,7 @@
     <w:basedOn w:val="DefaultParagraphFont"/>
     <w:link w:val="IntenseQuote"/>
     <w:uiPriority w:val="30"/>
-    <w:rsid w:val="00962E36"/>
+    <w:rsid w:val="008E60FE"/>
     <w:rPr>
       <w:i/>
       <w:iCs/>
@@ -2860,7 +2963,7 @@
     <w:basedOn w:val="DefaultParagraphFont"/>
     <w:uiPriority w:val="32"/>
     <w:qFormat/>
-    <w:rsid w:val="00962E36"/>
+    <w:rsid w:val="008E60FE"/>
     <w:rPr>
       <w:b/>
       <w:bCs/>
